--- a/example_articles/countries/Philippines/1.countries_Philippines_New_York_Times.docx
+++ b/example_articles/countries/Philippines/1.countries_Philippines_New_York_Times.docx
@@ -27,17 +27,17 @@
     </w:p>
     <w:p>
       <w:r>
-        <w:t>Source File: NYT/50.DOCX</w:t>
+        <w:t>Source file: NYT/50.DOCX</w:t>
       </w:r>
     </w:p>
     <w:p>
       <w:r>
-        <w:t>Raw locations result: ['New York (Massapequa, Long Island)', 'North Carolina (Charlotte)', 'Philippines']</w:t>
+        <w:t>Raw locations result, 'locations': ['New York (Massapequa, Long Island)', 'North Carolina (Charlotte)', 'Philippines']</w:t>
       </w:r>
     </w:p>
     <w:p>
       <w:r>
-        <w:t>countries_stand_flat (Standardized): Philippines</w:t>
+        <w:t>Standardized locations result, 'countries_stand_flat': Philippines</w:t>
       </w:r>
     </w:p>
     <w:p>

--- a/example_articles/countries/Philippines/1.countries_Philippines_New_York_Times.docx
+++ b/example_articles/countries/Philippines/1.countries_Philippines_New_York_Times.docx
@@ -7,7 +7,7 @@
         <w:pStyle w:val="Heading1"/>
       </w:pPr>
       <w:r>
-        <w:t>New School Aid in '91? Toms River Isn't Cheering</w:t>
+        <w:t>'Crying Ladies'</w:t>
       </w:r>
     </w:p>
     <w:p>
@@ -17,22 +17,22 @@
     </w:p>
     <w:p>
       <w:r>
-        <w:t>Date: 1990-09-17</w:t>
+        <w:t>Date: 2004-02-20</w:t>
       </w:r>
     </w:p>
     <w:p>
       <w:r>
-        <w:t>Section: Section B; Page 4, Column 1; Metropolitan Desk</w:t>
+        <w:t>Section: Section E; PT1; Column 6; Movies, Performing Arts/Weekend Desk; Pg. 13; FILM IN REVIEW</w:t>
       </w:r>
     </w:p>
     <w:p>
       <w:r>
-        <w:t>Source file: NYT/50.DOCX</w:t>
+        <w:t>Source file: NYT/28.DOCX</w:t>
       </w:r>
     </w:p>
     <w:p>
       <w:r>
-        <w:t>Raw locations result, 'locations': ['New York (Massapequa, Long Island)', 'North Carolina (Charlotte)', 'Philippines']</w:t>
+        <w:t>Raw locations result, 'locations': ['Philippines']</w:t>
       </w:r>
     </w:p>
     <w:p>
@@ -49,93 +49,32 @@
     </w:p>
     <w:p>
       <w:r>
-        <w:t>Come September 1991, and the public school district here will get its first installment of a five-year, $53 million increase in state education aid. But that first installment, nearly $28 million, has generated little sense of ecstasy in the district.</w:t>
+        <w:t>Directed by Mark Meily</w:t>
         <w:br/>
-        <w:t>School officials say they have no plans for a spending spree. Cuts in state aid the last two years have left them cautious about prospects for new funds, they say.</w:t>
+        <w:t>In Filipino, with English subtitles</w:t>
         <w:br/>
-        <w:t>And since few residents here seem aware that the money is coming, it has done little to ease deep voter hostility toward Gov. Jim Florio and the $1.3 billion income-tax increase he ushered in last spring to finance the biggest redistribution of state school aid in New Jersey history.</w:t>
+        <w:t>Not rated, 110 minutes</w:t>
         <w:br/>
-        <w:t xml:space="preserve"> </w:t>
+        <w:t xml:space="preserve"> A hit in the Philippines, where it won six awards at the 2003 Manila Metro Film Festival, Mark Meily's ''Crying Ladies'' is a loose and genial soap opera about three working-class Manila women who are hired as mourners for a funeral in the city's Chinese community.</w:t>
         <w:br/>
-        <w:t>A Reshuffling of Funds</w:t>
+        <w:t xml:space="preserve">  According to the movie, the Chinese practice of employing women to wail for the dead, once common, is on the wane, but the Chua family nonetheless insists on a traditional send-off for its patriarch, a philanderer and possible gangster named Washington. His son, Wilson (Eric Quizon), hires Stella (Sharon Cuneta), a sometime petty thief who has lost custody of her young son after serving a year in prison, as a crier.</w:t>
         <w:br/>
-        <w:t>The biggest winners under the new school formula will be school systems in cities like Newark, Camden, Paterson and Jersey City, along with scores of small districts in the rural southern half of the state. Hundreds of millions in school aid, much of it stripped from the state's more prosperous suburban districts, will be transferred to the cities and rural areas by mid-decade.</w:t>
+        <w:t xml:space="preserve"> Stella, a second-generation crier, recruits two of her friends: Choleng (Angel Aquino), a pious Roman Catholic who is nonetheless having a guilty affair with another woman's husband, and Aling (Hilda Koronel), a shopkeeper who clings to the fading memory of her movie career, whose high point was a bit part in a picture called ''Darna and the Giants.''</w:t>
         <w:br/>
-        <w:t>But millions more in new aid is marked for Toms River and scores of other growing middle-income school districts through 1995, primarily in the adjacent central New Jersey counties of Ocean and Monmouth. Their schools will get $167 million in new money next fall. The $28 million for Toms River, the government seat of Ocean County, is one of the biggest.</w:t>
+        <w:t xml:space="preserve"> In the easygoing, unembarrassed world of ''Crying Ladies,'' it seems perfectly natural that a stranger should recognize Aling from her decades-old role as a villager crushed by a marauding monster. This may also be a sly joke by Mr. Meily, since Ms. Koronel, like Ms. Cuneta, is a major Philippine movie star. With a refreshing lack of vanity or pretension, these actresses play their ordinary, hard-luck characters with generosity and grace.</w:t>
         <w:br/>
-        <w:t>Mr. Florio argues that increased school aid means property-tax relief. The higher income taxes will affect only the richest 17 percent of state residents, he says.</w:t>
+        <w:t xml:space="preserve"> Mr. Meily, who directed the film from his own screenplay, gives the audience quite a few plot lines to keep track of. Some, especially those involving Choleng and Aling, are handled in a fairly perfunctory manner, yielding little emotional payoff.</w:t>
         <w:br/>
-        <w:t>But for now, at least, that message seems lost amid the anti-tax sentiment here and elsewhere in Ocean and Monmouth.</w:t>
+        <w:t xml:space="preserve"> The main axis of the film is Stella's relationship with her son, Bong, who is staying with her for a few weeks before moving to a faraway city with his father and stepmother. His presence causes her, not unpredictably, to shed some of her irresponsibility. Meanwhile, Wilson, who had been estranged from his father, trudges toward an equally predictable therapeutic denouement of ''closure,'' healing and reconciliation.</w:t>
         <w:br/>
-        <w:t>''People coming through here all say 'Impeach Florio,' '' said Larry Amato, an owner of Sal &amp; Larry's Place, a barber shop here. ''He's very unpopular. Personally I believe in giving him a chance. He walked into a big deficit.''</w:t>
+        <w:t xml:space="preserve"> The movie wears its many cliches lightly and without embarrassment. If it were more tightly constructed, ''Crying Ladies'' would probably also be more relentlessly melodramatic.</w:t>
         <w:br/>
-        <w:t xml:space="preserve"> </w:t>
+        <w:t xml:space="preserve"> But a movie about people who cry fake tears for money, and for complete strangers, would be ill advised to indulge in displays of overwrought emotion. Its most winning attribute is a kind of sloppy, unassuming friendliness, a likability aptly reflected in its characters.</w:t>
         <w:br/>
-        <w:t>Broken Promise Cited</w:t>
-        <w:br/>
-        <w:t>''He promised not to raise taxes, and then he shoved it right down people's necks,'' Pasquale J. Salerno said from a barber's chair.</w:t>
-        <w:br/>
-        <w:t>The anti-tax mood poses political risks for the Governor in an important battleground. Different from the Democratic strongholds in the state's cities and the Republican grip on its wealthiest suburbs, Ocean and Monmouth have emerged in recent statewide elections as sharply contested and critically needed swing counties.</w:t>
-        <w:br/>
-        <w:t>In last fall's gubernatorial election, both voted for Mr. Florio. Both now are hotbeds of resentment.</w:t>
-        <w:br/>
-        <w:t>An anti-tax group rooted in Ocean and Monmouth, Hands Across New Jersey, is trying to mobilize a statewide campaign for repeal of the $1.3 billion income-tax increase and a companion $1.5 billion increase in sales taxes that Mr. Florio pushed through the Legislature in June to offset deficits in last year's and this year's state budgets.</w:t>
-        <w:br/>
-        <w:t>Merchants in the Toms Rivers downtown commercial district along Washington and Main Streets say customers are angry.</w:t>
-        <w:br/>
-        <w:t xml:space="preserve"> </w:t>
-        <w:br/>
-        <w:t>Negative Reactions Reported</w:t>
-        <w:br/>
-        <w:t>''It's all negative in here,'' said Jim Carroll, owner of a newstand and candy store at Washington and Robbins Street in Toms River. ''It's all 'Florio did this' and 'Florio did that.' It's like he's the kid in school that everybody always picked on.''</w:t>
-        <w:br/>
-        <w:t>Sal Berardesco, the other owner of Sal &amp; Larry's, said Mr. Florio made ''a big mistake'' raising taxes so quickly after taking office. ''He raised more than he needed,'' Mr. Berardesco said. ''People hate the way the state's being run - higher car insurance, higher property taxes and now higher income taxes and higher sales taxes. It's killing the people.''</w:t>
-        <w:br/>
-        <w:t>But asked about the $53 million more in aid for schools in Toms River, many people became silent or displayed quizzical looks.</w:t>
-        <w:br/>
-        <w:t>''People haven't heard of that,'' Mr. Amato said.</w:t>
-        <w:br/>
-        <w:t>After a moment's thought, Charles Totaro, a customer at Sal &amp; Larry's, said he was unaware of the new aid. Then he said: ''Ways will be found to spend it. I don't think people will see how it benefits them.''</w:t>
-        <w:br/>
-        <w:t>Mr. Carroll, at the newstand, said he was unaware of the $53 million.</w:t>
-        <w:br/>
-        <w:t>''No one's ever mentioned it in here,'' he said. ''I don't think people are aware of it.''</w:t>
-        <w:br/>
-        <w:t>Out on Washington Street, Harry Fletcher, a retired banker, said the public had no grasp that the Governor's plan was long range. ''It was just too sudden,'' he said. ''Politically it was very poorly done. It was like saying we're at war. But there's no guns going off. There wasn't enough P.R. beforehand. The public wasn't indoctrinated. He should have explained the benefits.''</w:t>
-        <w:br/>
-        <w:t xml:space="preserve"> </w:t>
-        <w:br/>
-        <w:t>Fifth Biggest School District</w:t>
-        <w:br/>
-        <w:t>With 16,000 students and 17 schools, including three high schools, the Toms River district, which is 100 years old this year, is the fifth largest in New Jersey, behind Newark, Jersey City, Paterson and Camden. It includes 50 square miles and the municipalities of Dover Township, Beachwood, Pine Beach and South Toms River. Their population, once largely working class, grew by nearly 11,000, to about 88,000, in the 1980's, primarily through an influx of young professionals seeking affordable homes.</w:t>
-        <w:br/>
-        <w:t>Superintendent Albert J. Dietrich says the district's three high schools have traditionally produced the highest Scholastic Aptitude Test scores in Ocean County. Only two school budgets have been defeated in the last 30 years, a measure, he said, of strong community support of the system.</w:t>
-        <w:br/>
-        <w:t>But Mr. Dietrich has no lavish plans for the $28 million in new state aid next year.</w:t>
-        <w:br/>
-        <w:t>''When you talk about the history of state aid, everybody in the educational family is a little leery,'' he said. ''We're going to take each year as it comes.''</w:t>
-        <w:br/>
-        <w:t>Since 1988, he said, the administration of the last Governor, Thomas H. Kean, and now the Florio administration have cut the district's state aid by $11 million to $29 million. Consequently, he said, school taxes on an average $80,000 home increased $400 to $936 and led to a crushing 8-to-l defeat of the 1989-90 budget. This year's budget of $115.6 million called for no new taxes and a reduction of 50 staff positions, nearly all through attrition.</w:t>
-        <w:br/>
-        <w:t xml:space="preserve"> </w:t>
-        <w:br/>
-        <w:t>Partial Tax Cut Expected</w:t>
-        <w:br/>
-        <w:t>Although budgeting for 1991-92 is just starting, Mr. Dietrich says the $28 million in new aid should allow a deep enough cut in local spending to reduce school taxes on the average $80,000 house by $120, but not enough to fully offset the recent $400 increase.</w:t>
-        <w:br/>
-        <w:t>For now, he is thinking about $5 million in new spending - $3 million for new science laboratories for two of the three high schools; $1.5 million for computer labs for all 11 elementary schools, and about $500,000 for renovations.</w:t>
-        <w:br/>
-        <w:t>Of the remaining $23 million, Toms River must give nearly $12 million back to the state to pay for teachers' pension and Social Security costs. A total of $7 million more will be set aside for tentative 8 percent increases in teachers' salaries, utility costs and health benefit premiums, Mr. Dietrich said. The remaining $4 million has not yet been earmarked.</w:t>
-        <w:br/>
-        <w:t>''It's catch-up time for Toms River schools to get back and do some of the things we've wanted to do for the last two years and couldn't,'' said Michael J. Ritacco, an assistant superintendent and school board secretary.</w:t>
+        <w:t xml:space="preserve"> ''Crying Ladies'' opens today in New York, New Jersey, Los Angeles, San Francisco, San Diego and Honolulu.   A. O. SCOTT</w:t>
         <w:br/>
         <w:br/>
-        <w:t>Graphic</w:t>
-        <w:br/>
-        <w:br/>
-        <w:t xml:space="preserve"> </w:t>
-        <w:br/>
-        <w:t>Photos: Jim Carroll at his Toms River, N.J., store. He said of the hostility in town: ''It's all negative in here. It's all 'Florio did this' and 'Florio did that.' It's like he's the kid in school that everybody always picked on.''; Sal Berardesco, the owner of a barbershop in Toms River, N.J., said of the tax increase: ''People hate the way the state's being run - higher car insurance, higher property taxes and now higher income taxes and higher sales taxes. It's killing the people.'' (Photographs by F. N. Kinney for The New York Times)</w:t>
+        <w:t>http://www.nytimes.com</w:t>
       </w:r>
     </w:p>
     <w:sectPr>

--- a/example_articles/countries/Philippines/1.countries_Philippines_New_York_Times.docx
+++ b/example_articles/countries/Philippines/1.countries_Philippines_New_York_Times.docx
@@ -7,7 +7,7 @@
         <w:pStyle w:val="Heading1"/>
       </w:pPr>
       <w:r>
-        <w:t>'Crying Ladies'</w:t>
+        <w:t>The Last Resort</w:t>
       </w:r>
     </w:p>
     <w:p>
@@ -17,22 +17,22 @@
     </w:p>
     <w:p>
       <w:r>
-        <w:t>Date: 2004-02-20</w:t>
+        <w:t>Date: 2001-05-13</w:t>
       </w:r>
     </w:p>
     <w:p>
       <w:r>
-        <w:t>Section: Section E; PT1; Column 6; Movies, Performing Arts/Weekend Desk; Pg. 13; FILM IN REVIEW</w:t>
+        <w:t>Section: Section 7; Column 1; Book Review Desk; Pg. 11</w:t>
       </w:r>
     </w:p>
     <w:p>
       <w:r>
-        <w:t>Source file: NYT/28.DOCX</w:t>
+        <w:t>Source file: NYT/48.DOCX</w:t>
       </w:r>
     </w:p>
     <w:p>
       <w:r>
-        <w:t>Raw locations result, 'locations': ['Philippines']</w:t>
+        <w:t>Raw locations result, 'locations': ['Massachusetts', 'Hawaii', 'Philippines']</w:t>
       </w:r>
     </w:p>
     <w:p>
@@ -49,32 +49,58 @@
     </w:p>
     <w:p>
       <w:r>
-        <w:t>Directed by Mark Meily</w:t>
+        <w:t>HOTEL HONOLULU</w:t>
         <w:br/>
-        <w:t>In Filipino, with English subtitles</w:t>
+        <w:t>By Paul Theroux.</w:t>
         <w:br/>
-        <w:t>Not rated, 110 minutes</w:t>
+        <w:t>424 pp. Boston:</w:t>
         <w:br/>
-        <w:t xml:space="preserve"> A hit in the Philippines, where it won six awards at the 2003 Manila Metro Film Festival, Mark Meily's ''Crying Ladies'' is a loose and genial soap opera about three working-class Manila women who are hired as mourners for a funeral in the city's Chinese community.</w:t>
+        <w:t>Houghton Mifflin Company. $26.</w:t>
         <w:br/>
-        <w:t xml:space="preserve">  According to the movie, the Chinese practice of employing women to wail for the dead, once common, is on the wane, but the Chua family nonetheless insists on a traditional send-off for its patriarch, a philanderer and possible gangster named Washington. His son, Wilson (Eric Quizon), hires Stella (Sharon Cuneta), a sometime petty thief who has lost custody of her young son after serving a year in prison, as a crier.</w:t>
+        <w:t xml:space="preserve"> BORN and bred in, and very likely bored by, the working-class town of Medford, Mass. -- not five miles from where I write this review -- Paul Theroux made an early flight into an apparent exoticism. But if there's a paradox at the heart of his impressively prolific career (24 works of fiction and 13 of nonfiction in three and a half decades), it's that, deep down, his vision succeeds in shredding away the bright plumage of locale and custom to reveal a human nature almost frighteningly familiar in its rapacious self-seeking. A writer wouldn't have to leave Medford to discover this, but Theroux did -- and it has made all the difference.</w:t>
         <w:br/>
-        <w:t xml:space="preserve"> Stella, a second-generation crier, recruits two of her friends: Choleng (Angel Aquino), a pious Roman Catholic who is nonetheless having a guilty affair with another woman's husband, and Aling (Hilda Koronel), a shopkeeper who clings to the fading memory of her movie career, whose high point was a bit part in a picture called ''Darna and the Giants.''</w:t>
+        <w:t>Theroux's first stop, in the early 1960's, was Africa. He went to Malawi with the Peace Corps and later taught English in Uganda, where he struck up</w:t>
         <w:br/>
-        <w:t xml:space="preserve"> In the easygoing, unembarrassed world of ''Crying Ladies,'' it seems perfectly natural that a stranger should recognize Aling from her decades-old role as a villager crushed by a marauding monster. This may also be a sly joke by Mr. Meily, since Ms. Koronel, like Ms. Cuneta, is a major Philippine movie star. With a refreshing lack of vanity or pretension, these actresses play their ordinary, hard-luck characters with generosity and grace.</w:t>
+        <w:t>a hugely formative friendship with V. S. Naipaul, that most dyspeptic of outsiders, a relationship Theroux chronicled with scathing frankness in his recent memoir, "Sir Vidia's Shadow."</w:t>
         <w:br/>
-        <w:t xml:space="preserve"> Mr. Meily, who directed the film from his own screenplay, gives the audience quite a few plot lines to keep track of. Some, especially those involving Choleng and Aling, are handled in a fairly perfunctory manner, yielding little emotional payoff.</w:t>
+        <w:t>Out of this African experience came three early novels -- Waldo" was the first -- setting a pattern in which travels and displacements were followed by literary echoes. Theroux's subsequent moves -- to Singapore, to England -- yielded novels like "Saint Jack," "The Black House" and "The Family Arsenal." His vivid trail of letters grew, embracing not just fiction but, after the immense success of his 1975 travelogue, "The Great Railway Bazaar," all manner of documentaries of place.</w:t>
         <w:br/>
-        <w:t xml:space="preserve"> The main axis of the film is Stella's relationship with her son, Bong, who is staying with her for a few weeks before moving to a faraway city with his father and stepmother. His presence causes her, not unpredictably, to shed some of her irresponsibility. Meanwhile, Wilson, who had been estranged from his father, trudges toward an equally predictable therapeutic denouement of ''closure,'' healing and reconciliation.</w:t>
+        <w:t>Now entering his 60's, Theroux seems protean, inventing himself anew from book to book, trying on situations and approaches with an inventive ease that seems surprisingly free of the narrowing warps of obsession. If he is not quite as well known as his output would seem to warrant, that may be owing to this same penchant for shape-shifting. Readers have not known just where to put him.</w:t>
         <w:br/>
-        <w:t xml:space="preserve"> The movie wears its many cliches lightly and without embarrassment. If it were more tightly constructed, ''Crying Ladies'' would probably also be more relentlessly melodramatic.</w:t>
+        <w:t>One emergent tendency, however, might provide some insight into the enterprise. In his 1989 novel, "My Secret History," Theroux first tried on the Rothian strategy of the "counterlife" narration, creating a protagonist who could be seen to live a life almost adjacent to the author's own: Theroux's life as experienced by someone else, or something similar. "My Other Life," his brilliant hybrid, published in 1996, used the same scheme -- and, arguably, the same life -- to create a high and satisfying tension. Following its first-person narrator from Africa to Singapore to England and on, it steered right down the dotted line that separates literal fact from literary reimagining, verifiable from psychological truth.</w:t>
         <w:br/>
-        <w:t xml:space="preserve"> But a movie about people who cry fake tears for money, and for complete strangers, would be ill advised to indulge in displays of overwrought emotion. Its most winning attribute is a kind of sloppy, unassuming friendliness, a likability aptly reflected in its characters.</w:t>
+        <w:t>"Hotel Honolulu," Theroux's new novel, deals with the theme of the near other in a different way. Inhabiting an alter ego with suspiciously familiar biographical markings, Theroux pulls certain of his previous procedures inside out. Instead of stalking the boards front and center, he all but absents himself, becoming a watchful background presence, gathering the stories of others. Where formerly he might have projected himself outward at the turbulent variety of things, now he remains very still. He sits, unblinking, while the world swims slowly past his gaze.</w:t>
         <w:br/>
-        <w:t xml:space="preserve"> ''Crying Ladies'' opens today in New York, New Jersey, Los Angeles, San Francisco, San Diego and Honolulu.   A. O. SCOTT</w:t>
+        <w:t>Theroux's unnamed narrator is a writer in retreat -- from writing and from life. After a trajectory in many ways mapping the author's own, the man has landed in Honolulu, where he takes a job managing the Hotel Honolulu, a midlist establishment catering to a rather extraordinary diversity of visitors. He is 49. "I needed a rest from everything imaginary," he says, "and I felt that in settling in Hawaii, and not writing, I was returning to the world."</w:t>
+        <w:br/>
+        <w:t>The narrator's boss, an outsize profligate named Buddy Hamstra, gives him the free rein he needs and offers privileged glimpses into the myriad stories that unfold behind the doors on either side of the corridors. "Hotel Honolulu" is part "Decameron," part "Ship of Fools" and perhaps also part "Satyricon." For as the stories stream our way, twisted into arresting shapes by our all-but-concealed guide, we come to believe in a world ruled by the great lawless god Id. Whether large-scale or small, all is appetite and compulsion, passion and retribution, sorrow and compensation.</w:t>
+        <w:br/>
+        <w:t>The novel has no single overarching plot. It is, rather, an unscrolling human panorama in which we encounter characters like Eddie Alfanta, who celebrates special occasions with his wife by buying lovers for her. Or Benno Nevermann, the son of a local gossip columnist called Madam Ma, who finds his satisfaction in tracking down the formerly popular kids from his high school: "One of the most accomplished was also an alcoholic. One of the wealthiest, George Kunkle, had lost his fortune gambling. The pretty girls in high school had become plain and middle-aged. Nevermann charted their rise and fall. He collected pictures. In albums he created little histories. The detail in his work gave it depth, and it resembled natural history, as though Nevermann were describing the life cycle of a new species."</w:t>
+        <w:br/>
+        <w:t>But these are tame instances. As the novel progresses, we get more and more immersed in tragic passion and sexual fixation as well as more morbid pursuits. There is the story of Sister Anthony, raped as a girl by her father, who then coaches her to be strong in the face of her despair. "Be like a rat," he tells her. "A rat will do anything to stay alive." She is sent to a convent, where she mortifies her own flesh while secretly feeding a rat she keeps in a box under her bed. "But there was no end to a rat's hunger, and when it wanted more Sister Anthony extended her knuckles and let the rat gnaw them until they were raw. Then she folded her skinny bleeding hands and prayed."</w:t>
+        <w:br/>
+        <w:t>Theroux strings together dozens of these dark parables with practiced care. But while most of them are compelling (or hair-raising) on their own, their accumulation renders the novel increasingly amorphous. Variegated and complex ("like one of those beautiful broken bowls of koa wood: you could admire the beauty in the separate pieces"), Hawaii moves in and out of focus. Possibly as a corrective, Theroux begins to thrust the character of Buddy forward, immersing us in his travails.</w:t>
+        <w:br/>
+        <w:t>Buddy's face is his character: "It was puffy and piratical, too big from food, lopsided with booze, blotchy with broken veins and grog blossoms, leathery from too much sun. . . . He was old at 60, when I first met him. 'I'm not going to last forever,' he said, meaning he felt he had only a few more good years left."</w:t>
+        <w:br/>
+        <w:t>But Buddy intends to live out those years in the style to which he has accustomed himself. After his beloved wife, Stella, dies, after her memorial celebration (during which he puts her cremated ashes in a pepper mill and asks his guests to take a taste), he finds Pinky, a video-order bride from the Philippines. Young, slight and rambunctious, she will prove to be Buddy's match. But he won't know what he has taken on until Pinky cajoles him into letting some of her "relations" come to live at the hotel.</w:t>
+        <w:br/>
+        <w:t>HERE and there along the way, the narrator pops up in front of the projection screen of narrative, as if to counter the tale-spinning momentum with a bit of tonic verisimilitude. At one point, for instance, he strikes up a conversation with a distinguished older gentleman who turns out to be the noted critic and Henry James biographer Leon Edel, who really did live out his later years in Hawaii. Edel knows of the narrator and his work, and the two men's literary recognition is a strange, almost ethereal handclasp in the midst of so much shifting and shuddering "life." As in so many of Theroux's more recent books, we feel the uneasy but stimulating coexistence of realities thought to be mutually exclusive.</w:t>
+        <w:br/>
+        <w:t>The novel draws to its close when Buddy's much-assaulted health begins to fail. He is unbowed through most of his long decline, but eventually the end arrives. "The risk taker," our stricken narrator observes, "madly signaling for attention, is always preparing you for his death, and as time passes, this interminable anticlimax is more maddening than morbid. When death finally comes you just feel angry and want to blame the sadistic son of a bitch."</w:t>
+        <w:br/>
+        <w:t>Still, when Buddy dies an era ends, and his widow, upon taking over the hotel, immediately discloses her gold digger's soul. The narrator knows he must move on and does, repairing to a quiet bungalow and beginning to wrestle with the question of whether or not he can make his way back to writing. We sense that he will -- and that he'll write a book just like this one, weaving something vast and various from the exotically ordinary world he has been immersed in for so long.</w:t>
         <w:br/>
         <w:br/>
         <w:t>http://www.nytimes.com</w:t>
+        <w:br/>
+        <w:br/>
+        <w:t>Graphic</w:t>
+        <w:br/>
+        <w:br/>
+        <w:t xml:space="preserve"> </w:t>
+        <w:br/>
+        <w:t>Drawing (Boris Kulikov)</w:t>
       </w:r>
     </w:p>
     <w:sectPr>

--- a/example_articles/countries/Philippines/1.countries_Philippines_New_York_Times.docx
+++ b/example_articles/countries/Philippines/1.countries_Philippines_New_York_Times.docx
@@ -7,7 +7,7 @@
         <w:pStyle w:val="Heading1"/>
       </w:pPr>
       <w:r>
-        <w:t>The Last Resort</w:t>
+        <w:t>Filipino Filmmakers Shed Light on Society's Forgotten</w:t>
       </w:r>
     </w:p>
     <w:p>
@@ -17,22 +17,22 @@
     </w:p>
     <w:p>
       <w:r>
-        <w:t>Date: 2001-05-13</w:t>
+        <w:t>Date: 2016-11-29</w:t>
       </w:r>
     </w:p>
     <w:p>
       <w:r>
-        <w:t>Section: Section 7; Column 1; Book Review Desk; Pg. 11</w:t>
+        <w:t>Section: Section C; Column 0; The Arts/Cultural Desk; Pg. 4</w:t>
       </w:r>
     </w:p>
     <w:p>
       <w:r>
-        <w:t>Source file: NYT/48.DOCX</w:t>
+        <w:t>Source file: NYT/27.DOCX</w:t>
       </w:r>
     </w:p>
     <w:p>
       <w:r>
-        <w:t>Raw locations result, 'locations': ['Massachusetts', 'Hawaii', 'Philippines']</w:t>
+        <w:t>Raw locations result, 'locations': ['Philippines']</w:t>
       </w:r>
     </w:p>
     <w:p>
@@ -49,50 +49,68 @@
     </w:p>
     <w:p>
       <w:r>
-        <w:t>HOTEL HONOLULU</w:t>
+        <w:t>MANILA -- The Filipino director Brillante Mendoza had already presented his latest film at the Cannes Film Festival when President Rodrigo Duterte took office in the Philippines in June.</w:t>
         <w:br/>
-        <w:t>By Paul Theroux.</w:t>
+        <w:t xml:space="preserve">But since then, the movie, ''Ma' Rosa'' -- a gritty, unvarnished depiction of drug use, police corruption and survival in the Manila slums -- has acquired new relevance, as Mr. Duterte has accelerated a blistering crackdown  on drugs, leaving thousands of Filipinos dead. </w:t>
         <w:br/>
-        <w:t>424 pp. Boston:</w:t>
+        <w:t xml:space="preserve">  ''Drugs, corruption -- it's happening all around us,'' Mr. Mendoza said recently at his studio in Mandaluyong, a city that is part of metropolitan Manila.</w:t>
         <w:br/>
-        <w:t>Houghton Mifflin Company. $26.</w:t>
+        <w:t xml:space="preserve">  In the film, Rosa (Jaclyn Jose) is a working-class convenience-store owner who resorts to low-level drug dealing to support her family. After she and her husband are arrested by the corrupt local police, their four children must scramble to buy back their freedom.</w:t>
         <w:br/>
-        <w:t xml:space="preserve"> BORN and bred in, and very likely bored by, the working-class town of Medford, Mass. -- not five miles from where I write this review -- Paul Theroux made an early flight into an apparent exoticism. But if there's a paradox at the heart of his impressively prolific career (24 works of fiction and 13 of nonfiction in three and a half decades), it's that, deep down, his vision succeeds in shredding away the bright plumage of locale and custom to reveal a human nature almost frighteningly familiar in its rapacious self-seeking. A writer wouldn't have to leave Medford to discover this, but Theroux did -- and it has made all the difference.</w:t>
+        <w:t xml:space="preserve">  ''Rosa may be a bad citizen, but she is a good person and a good parent,'' Mr. Mendoza said. ''People don't see this perspective.''</w:t>
         <w:br/>
-        <w:t>Theroux's first stop, in the early 1960's, was Africa. He went to Malawi with the Peace Corps and later taught English in Uganda, where he struck up</w:t>
+        <w:t xml:space="preserve">  Has Mr. Duterte, the Philippines' most zealous antidrug crusader, seen the movie?</w:t>
         <w:br/>
-        <w:t>a hugely formative friendship with V. S. Naipaul, that most dyspeptic of outsiders, a relationship Theroux chronicled with scathing frankness in his recent memoir, "Sir Vidia's Shadow."</w:t>
+        <w:t xml:space="preserve">  ''I invited him to the premiere and sent him a copy of the DVD,'' said Mr. Mendoza, who directed the president's State of the Nation address in July. ''But I'm not sure if he's seen it.''</w:t>
         <w:br/>
-        <w:t>Out of this African experience came three early novels -- Waldo" was the first -- setting a pattern in which travels and displacements were followed by literary echoes. Theroux's subsequent moves -- to Singapore, to England -- yielded novels like "Saint Jack," "The Black House" and "The Family Arsenal." His vivid trail of letters grew, embracing not just fiction but, after the immense success of his 1975 travelogue, "The Great Railway Bazaar," all manner of documentaries of place.</w:t>
+        <w:t xml:space="preserve">  Mr. Mendoza is part of a growing wave of moviemakers in the Philippines who are using their medium to shed light on often overlooked corners of society.</w:t>
         <w:br/>
-        <w:t>Now entering his 60's, Theroux seems protean, inventing himself anew from book to book, trying on situations and approaches with an inventive ease that seems surprisingly free of the narrowing warps of obsession. If he is not quite as well known as his output would seem to warrant, that may be owing to this same penchant for shape-shifting. Readers have not known just where to put him.</w:t>
+        <w:t xml:space="preserve">  Many of their films are neorealist in style, telling stories of poverty, drugs, postcolonial malaise, bureaucratic corruption, environmental ills, homosexuality and the thriving ethnic diversity found across this archipelago nation. Typically made independently, without studio backing and on shoestring budgets, the films often blur the lines between documentary and feature.</w:t>
         <w:br/>
-        <w:t>One emergent tendency, however, might provide some insight into the enterprise. In his 1989 novel, "My Secret History," Theroux first tried on the Rothian strategy of the "counterlife" narration, creating a protagonist who could be seen to live a life almost adjacent to the author's own: Theroux's life as experienced by someone else, or something similar. "My Other Life," his brilliant hybrid, published in 1996, used the same scheme -- and, arguably, the same life -- to create a high and satisfying tension. Following its first-person narrator from Africa to Singapore to England and on, it steered right down the dotted line that separates literal fact from literary reimagining, verifiable from psychological truth.</w:t>
+        <w:t xml:space="preserve">  Many have also found their way onto the international festival circuit -- some with great success.</w:t>
         <w:br/>
-        <w:t>"Hotel Honolulu," Theroux's new novel, deals with the theme of the near other in a different way. Inhabiting an alter ego with suspiciously familiar biographical markings, Theroux pulls certain of his previous procedures inside out. Instead of stalking the boards front and center, he all but absents himself, becoming a watchful background presence, gathering the stories of others. Where formerly he might have projected himself outward at the turbulent variety of things, now he remains very still. He sits, unblinking, while the world swims slowly past his gaze.</w:t>
+        <w:t xml:space="preserve">  Ms. Jose took home the prize for best actress for ''Ma' Rosa'' at Cannes in May, seven years after Mr. Mendoza was voted best director at the festival for his film ''Kinatay.'' In September, another prominent Filipino director, Lav Diaz, won the Golden Lion at the Venice Film Festival with ''The Woman Who Left,'' a four-hour film noir about a woman who seeks revenge after being wrongly imprisoned for 30 years.</w:t>
         <w:br/>
-        <w:t>Theroux's unnamed narrator is a writer in retreat -- from writing and from life. After a trajectory in many ways mapping the author's own, the man has landed in Honolulu, where he takes a job managing the Hotel Honolulu, a midlist establishment catering to a rather extraordinary diversity of visitors. He is 49. "I needed a rest from everything imaginary," he says, "and I felt that in settling in Hawaii, and not writing, I was returning to the world."</w:t>
+        <w:t xml:space="preserve">  ''The success of Philippine film abroad has not been an overnight sensation,'' said Roger Garcia, executive director of the Hong Kong International Film Festival. ''It's taken some time to build up. They have been very persistent.''</w:t>
         <w:br/>
-        <w:t>The narrator's boss, an outsize profligate named Buddy Hamstra, gives him the free rein he needs and offers privileged glimpses into the myriad stories that unfold behind the doors on either side of the corridors. "Hotel Honolulu" is part "Decameron," part "Ship of Fools" and perhaps also part "Satyricon." For as the stories stream our way, twisted into arresting shapes by our all-but-concealed guide, we come to believe in a world ruled by the great lawless god Id. Whether large-scale or small, all is appetite and compulsion, passion and retribution, sorrow and compensation.</w:t>
+        <w:t xml:space="preserve">  It's been a remarkable turnaround for an industry that just 15 years ago was nearly moribund. In the early 2000s, production had dwindled to about 50 films a year, from around 150 in the 1980s.</w:t>
         <w:br/>
-        <w:t>The novel has no single overarching plot. It is, rather, an unscrolling human panorama in which we encounter characters like Eddie Alfanta, who celebrates special occasions with his wife by buying lovers for her. Or Benno Nevermann, the son of a local gossip columnist called Madam Ma, who finds his satisfaction in tracking down the formerly popular kids from his high school: "One of the most accomplished was also an alcoholic. One of the wealthiest, George Kunkle, had lost his fortune gambling. The pretty girls in high school had become plain and middle-aged. Nevermann charted their rise and fall. He collected pictures. In albums he created little histories. The detail in his work gave it depth, and it resembled natural history, as though Nevermann were describing the life cycle of a new species."</w:t>
+        <w:t xml:space="preserve">  The country has experienced what are often called two golden ages of film: in the 1950s, and again in the 1970s and early 1980s (during the martial law years under President Ferdinand E. Marcos).</w:t>
         <w:br/>
-        <w:t>But these are tame instances. As the novel progresses, we get more and more immersed in tragic passion and sexual fixation as well as more morbid pursuits. There is the story of Sister Anthony, raped as a girl by her father, who then coaches her to be strong in the face of her despair. "Be like a rat," he tells her. "A rat will do anything to stay alive." She is sent to a convent, where she mortifies her own flesh while secretly feeding a rat she keeps in a box under her bed. "But there was no end to a rat's hunger, and when it wanted more Sister Anthony extended her knuckles and let the rat gnaw them until they were raw. Then she folded her skinny bleeding hands and prayed."</w:t>
+        <w:t xml:space="preserve">  During that second wave, directors like Lino Brocka, Ishmael Bernal and Mike de Leon, working in the face of censorship imposed by the Marcos regime, made their names with socially conscious and political films and paved the way for this generation of independent filmmakers.</w:t>
         <w:br/>
-        <w:t>Theroux strings together dozens of these dark parables with practiced care. But while most of them are compelling (or hair-raising) on their own, their accumulation renders the novel increasingly amorphous. Variegated and complex ("like one of those beautiful broken bowls of koa wood: you could admire the beauty in the separate pieces"), Hawaii moves in and out of focus. Possibly as a corrective, Theroux begins to thrust the character of Buddy forward, immersing us in his travails.</w:t>
+        <w:t xml:space="preserve">  But the film industry as a whole struggled with piracy and competition from Hollywood. Not until the early 2000s did independent film begin to flourish again.</w:t>
         <w:br/>
-        <w:t>Buddy's face is his character: "It was puffy and piratical, too big from food, lopsided with booze, blotchy with broken veins and grog blossoms, leathery from too much sun. . . . He was old at 60, when I first met him. 'I'm not going to last forever,' he said, meaning he felt he had only a few more good years left."</w:t>
+        <w:t xml:space="preserve">  With the introduction of digital technology, the costs of making a film dropped substantially. And with less money on the line, filmmakers and investors became more willing to experiment with different forms of storytelling.</w:t>
         <w:br/>
-        <w:t>But Buddy intends to live out those years in the style to which he has accustomed himself. After his beloved wife, Stella, dies, after her memorial celebration (during which he puts her cremated ashes in a pepper mill and asks his guests to take a taste), he finds Pinky, a video-order bride from the Philippines. Young, slight and rambunctious, she will prove to be Buddy's match. But he won't know what he has taken on until Pinky cajoles him into letting some of her "relations" come to live at the hotel.</w:t>
+        <w:t xml:space="preserve">  ''Digital technology virtually emancipated us,'' said Mr. Diaz, who is known for his experimental slow-cinema style. ''We own the medium now.''</w:t>
         <w:br/>
-        <w:t>HERE and there along the way, the narrator pops up in front of the projection screen of narrative, as if to counter the tale-spinning momentum with a bit of tonic verisimilitude. At one point, for instance, he strikes up a conversation with a distinguished older gentleman who turns out to be the noted critic and Henry James biographer Leon Edel, who really did live out his later years in Hawaii. Edel knows of the narrator and his work, and the two men's literary recognition is a strange, almost ethereal handclasp in the midst of so much shifting and shuddering "life." As in so many of Theroux's more recent books, we feel the uneasy but stimulating coexistence of realities thought to be mutually exclusive.</w:t>
+        <w:t xml:space="preserve">  Around the same time, finding the money to make new work became easier after the advent of several Philippine independent-film festivals.</w:t>
         <w:br/>
-        <w:t>The novel draws to its close when Buddy's much-assaulted health begins to fail. He is unbowed through most of his long decline, but eventually the end arrives. "The risk taker," our stricken narrator observes, "madly signaling for attention, is always preparing you for his death, and as time passes, this interminable anticlimax is more maddening than morbid. When death finally comes you just feel angry and want to blame the sadistic son of a bitch."</w:t>
+        <w:t xml:space="preserve">  In its first year, in 2005, the Cinemalaya Philippine Independent Film Festival received a flood of pitches from around the country, from Manila down to the southern island of Mindanao, for a program to help fund full-length features by young directors. Ten entrants were awarded grants of about $10,000 apiece -- enough to cover roughly a quarter of the cost of a low-budget movie in the Philippines at the time.</w:t>
         <w:br/>
-        <w:t>Still, when Buddy dies an era ends, and his widow, upon taking over the hotel, immediately discloses her gold digger's soul. The narrator knows he must move on and does, repairing to a quiet bungalow and beginning to wrestle with the question of whether or not he can make his way back to writing. We sense that he will -- and that he'll write a book just like this one, weaving something vast and various from the exotically ordinary world he has been immersed in for so long.</w:t>
+        <w:t xml:space="preserve">  ''Before, it seemed like there was nothing more to learn about Filipino culture through film,'' said Laurice Guillen, a veteran director and a founder of Cinemalaya. ''But then the submissions starting coming in, and it was amazing. Most were stories that we had never heard of before.''</w:t>
+        <w:br/>
+        <w:t xml:space="preserve">  One of those first films was Auraeus Solito's ''The Blossoming of Maximo Oliveros,'' a coming-of-age story about an effeminate boy who lives in a Manila slum with his family of petty criminals and falls in love with a handsome young police officer. The movie picked up several awards at the Berlin International Film Festival in 2006 and went on to become the official Philippine entry for the Academy Awards that year.</w:t>
+        <w:br/>
+        <w:t xml:space="preserve">  With Mr. Mendoza and Mr. Diaz leading the way, many say the environment for independent Filipino filmmaking has continued to improve. More festivals have sprung up, and sources of financing have proliferated. In recent years, directors like Erik Matti (already an established director of mainstream fare), Raya Martin and Jerrold Tarog have come to the fore.</w:t>
+        <w:br/>
+        <w:t xml:space="preserve">  What hasn't changed, filmmakers say, is their biggest challenge: finding an audience at home. With the exception of last year's immensely popular historical biopic, Mr. Tarog's ''Heneral Luna,'' commercial screens continue to be dominated by thinly plotted but crowd-pleasing melodramas, romantic comedies and action films, along with Hollywood imports.</w:t>
+        <w:br/>
+        <w:t xml:space="preserve">  As a result, more independent filmmakers have turned to the international festival circuit in search of recognition. For many, it is also their best chance to find foreign distribution. After its Golden Lion win in Venice, for example, ''The Woman Who Left'' was picked up by distributors in countries including China, France and Italy. ''Ma' Rosa'' will be released in France on Wednesday.</w:t>
+        <w:br/>
+        <w:t xml:space="preserve">  Some critics say the films favored by festivals abroad tend to cater to a widespread perception of the Philippines as a bleak, impoverished place of slums, corruption and drugs. The term ''poverty porn'' is often tossed around, but filmmakers vehemently oppose that characterization.</w:t>
+        <w:br/>
+        <w:t xml:space="preserve">  Mr. Mendoza turned the question around. ''I live in a developing country,'' he said, adding that a large percentage of people live below the poverty line. ''So is it poverty porn when you are telling stories of society?''</w:t>
+        <w:br/>
+        <w:t xml:space="preserve">  In recent months, filmmakers have faced a more immediate concern. Until now, official censorship has not been a major worry. At the 2009 Cinemalaya, for example, the director Pepe Diokno presented ''Engkwentro'' (released in the United States as ''Clash''), based on extrajudicial killings carried out by death squads in Davao, the southern city where Mr. Duterte was then the mayor.</w:t>
+        <w:br/>
+        <w:t xml:space="preserve">  But with the ascension of Mr. Duterte to the presidency, whether filmmakers will now dare to touch such subjects is an open question.</w:t>
+        <w:br/>
+        <w:t xml:space="preserve">  ''There will be upheaval,'' said Ms. Guillen, the Cinemalaya co-founder. ''But I'm not sure how this will be reflected in our films, if at all.''</w:t>
         <w:br/>
         <w:br/>
-        <w:t>http://www.nytimes.com</w:t>
+        <w:t>http://www.nytimes.com/2016/11/28/movies/filipino-filmmakers-shed-light-on-the-forgotten-they-hope-it-can-last.html</w:t>
         <w:br/>
         <w:br/>
         <w:t>Graphic</w:t>
@@ -100,7 +118,15 @@
         <w:br/>
         <w:t xml:space="preserve"> </w:t>
         <w:br/>
-        <w:t>Drawing (Boris Kulikov)</w:t>
+        <w:t>PHOTOS: Clockwise from top, the Filipino director Brillante Mendoza</w:t>
+        <w:br/>
+        <w:t>a scene from Lav Diaz's revenge film ''The Woman Who Left''</w:t>
+        <w:br/>
+        <w:t>and Jaclyn Jose in Mr. Mendoza's ''Ma' Rosa,'' a drama about drug dealing and survival in the slums of Manila. (PHOTOGRAPHS BY PATRICK KOVARIK/AGENCE FRANCE-PRESSE -- GETTY IMAGES</w:t>
+        <w:br/>
+        <w:t>SINE OLIVIA PILIPINAS</w:t>
+        <w:br/>
+        <w:t xml:space="preserve"> CENTER STAGE PRODUCTIONS)</w:t>
       </w:r>
     </w:p>
     <w:sectPr>
